--- a/AlgoConnect_Product_Spec.docx
+++ b/AlgoConnect_Product_Spec.docx
@@ -1249,6 +1249,22 @@
           <w:szCs w:val="21"/>
         </w:rPr>
         <w:t xml:space="preserve">Send-time throttling per channel to respect provider rate limits and avoid spam flags.</w:t>
+      </w:r>
+    </w:p>
+    <w:p>
+      <w:pPr>
+        <w:pStyle w:val="ListParagraph"/>
+      </w:pPr>
+      <w:r>
+        <w:t>Template Sharing: Provide an option to share message templates across users or teams.</w:t>
+      </w:r>
+    </w:p>
+    <w:p>
+      <w:pPr>
+        <w:pStyle w:val="ListParagraph"/>
+      </w:pPr>
+      <w:r>
+        <w:t>Manual Direct Messaging: Admins can manually send an immediate, one-off Email, WhatsApp, or SMS to a lead. The record of these manual sends will be visible and tracked within the Campaigns module just like automated sequences.</w:t>
       </w:r>
     </w:p>
     <w:p>
